--- a/templates/ncba.docx
+++ b/templates/ncba.docx
@@ -1,6 +1,6 @@
 
 <file path=word/document.xml><?xml version="1.0" encoding="utf-8"?>
-<w:document xmlns:o="urn:schemas-microsoft-com:office:office" xmlns:r="http://schemas.openxmlformats.org/officeDocument/2006/relationships" xmlns:v="urn:schemas-microsoft-com:vml" xmlns:w="http://schemas.openxmlformats.org/wordprocessingml/2006/main" xmlns:w10="urn:schemas-microsoft-com:office:word" xmlns:wp="http://schemas.openxmlformats.org/drawingml/2006/wordprocessingDrawing" xmlns:wps="http://schemas.microsoft.com/office/word/2010/wordprocessingShape" xmlns:wpg="http://schemas.microsoft.com/office/word/2010/wordprocessingGroup" xmlns:mc="http://schemas.openxmlformats.org/markup-compatibility/2006" xmlns:wp14="http://schemas.microsoft.com/office/word/2010/wordprocessingDrawing" xmlns:w14="http://schemas.microsoft.com/office/word/2010/wordml" xmlns:w15="http://schemas.microsoft.com/office/word/2012/wordml" mc:Ignorable="w14 wp14 w15">
+<w:document xmlns:o="urn:schemas-microsoft-com:office:office" xmlns:r="http://schemas.openxmlformats.org/officeDocument/2006/relationships" xmlns:v="urn:schemas-microsoft-com:vml" xmlns:w="http://schemas.openxmlformats.org/wordprocessingml/2006/main" xmlns:w10="urn:schemas-microsoft-com:office:word" xmlns:wp="http://schemas.openxmlformats.org/drawingml/2006/wordprocessingDrawing" xmlns:pic="http://schemas.openxmlformats.org/drawingml/2006/picture" xmlns:wps="http://schemas.microsoft.com/office/word/2010/wordprocessingShape" xmlns:wpg="http://schemas.microsoft.com/office/word/2010/wordprocessingGroup" xmlns:mc="http://schemas.openxmlformats.org/markup-compatibility/2006" xmlns:wp14="http://schemas.microsoft.com/office/word/2010/wordprocessingDrawing" xmlns:w14="http://schemas.microsoft.com/office/word/2010/wordml" xmlns:w15="http://schemas.microsoft.com/office/word/2012/wordml" mc:Ignorable="w14 wp14 w15">
   <w:body>
     <w:p>
       <w:pPr>
@@ -76,7 +76,6 @@
           <w:ilvl w:val="3"/>
           <w:numId w:val="7"/>
         </w:numPr>
-        <w:ind w:firstLine="720" w:left="0"/>
         <w:rPr/>
       </w:pPr>
       <w:r>
@@ -91,7 +90,6 @@
           <w:ilvl w:val="4"/>
           <w:numId w:val="7"/>
         </w:numPr>
-        <w:ind w:firstLine="720" w:left="0"/>
         <w:rPr/>
       </w:pPr>
       <w:r>
@@ -135,25 +133,11 @@
     <w:p>
       <w:pPr>
         <w:pStyle w:val="BlockText"/>
-        <w:spacing w:before="0" w:after="86"/>
         <w:rPr/>
       </w:pPr>
       <w:r>
         <w:rPr/>
         <w:t>Block Text</w:t>
-      </w:r>
-    </w:p>
-    <w:p>
-      <w:pPr>
-        <w:pStyle w:val="BlockText"/>
-        <w:spacing w:before="0" w:after="86"/>
-        <w:rPr/>
-      </w:pPr>
-      <w:r>
-        <w:rPr/>
-      </w:r>
-      <w:r>
-        <w:br w:type="page"/>
       </w:r>
     </w:p>
     <w:p>
@@ -187,7 +171,7 @@
 </file>
 
 <file path=word/footer1.xml><?xml version="1.0" encoding="utf-8"?>
-<w:ftr xmlns:o="urn:schemas-microsoft-com:office:office" xmlns:r="http://schemas.openxmlformats.org/officeDocument/2006/relationships" xmlns:v="urn:schemas-microsoft-com:vml" xmlns:w="http://schemas.openxmlformats.org/wordprocessingml/2006/main" xmlns:w10="urn:schemas-microsoft-com:office:word" xmlns:wp="http://schemas.openxmlformats.org/drawingml/2006/wordprocessingDrawing" xmlns:wps="http://schemas.microsoft.com/office/word/2010/wordprocessingShape" xmlns:wpg="http://schemas.microsoft.com/office/word/2010/wordprocessingGroup" xmlns:mc="http://schemas.openxmlformats.org/markup-compatibility/2006" xmlns:wp14="http://schemas.microsoft.com/office/word/2010/wordprocessingDrawing" xmlns:w14="http://schemas.microsoft.com/office/word/2010/wordml" xmlns:w15="http://schemas.microsoft.com/office/word/2012/wordml" mc:Ignorable="w14 wp14 w15">
+<w:ftr xmlns:o="urn:schemas-microsoft-com:office:office" xmlns:r="http://schemas.openxmlformats.org/officeDocument/2006/relationships" xmlns:v="urn:schemas-microsoft-com:vml" xmlns:w="http://schemas.openxmlformats.org/wordprocessingml/2006/main" xmlns:w10="urn:schemas-microsoft-com:office:word" xmlns:wp="http://schemas.openxmlformats.org/drawingml/2006/wordprocessingDrawing" xmlns:pic="http://schemas.openxmlformats.org/drawingml/2006/picture" xmlns:wps="http://schemas.microsoft.com/office/word/2010/wordprocessingShape" xmlns:wpg="http://schemas.microsoft.com/office/word/2010/wordprocessingGroup" xmlns:mc="http://schemas.openxmlformats.org/markup-compatibility/2006" xmlns:wp14="http://schemas.microsoft.com/office/word/2010/wordprocessingDrawing" xmlns:w14="http://schemas.microsoft.com/office/word/2010/wordml" xmlns:w15="http://schemas.microsoft.com/office/word/2012/wordml" mc:Ignorable="w14 wp14 w15">
   <w:p>
     <w:pPr>
       <w:pStyle w:val="Footer"/>
@@ -201,7 +185,7 @@
 </file>
 
 <file path=word/footer2.xml><?xml version="1.0" encoding="utf-8"?>
-<w:ftr xmlns:o="urn:schemas-microsoft-com:office:office" xmlns:r="http://schemas.openxmlformats.org/officeDocument/2006/relationships" xmlns:v="urn:schemas-microsoft-com:vml" xmlns:w="http://schemas.openxmlformats.org/wordprocessingml/2006/main" xmlns:w10="urn:schemas-microsoft-com:office:word" xmlns:wp="http://schemas.openxmlformats.org/drawingml/2006/wordprocessingDrawing" xmlns:wps="http://schemas.microsoft.com/office/word/2010/wordprocessingShape" xmlns:wpg="http://schemas.microsoft.com/office/word/2010/wordprocessingGroup" xmlns:mc="http://schemas.openxmlformats.org/markup-compatibility/2006" xmlns:wp14="http://schemas.microsoft.com/office/word/2010/wordprocessingDrawing" xmlns:w14="http://schemas.microsoft.com/office/word/2010/wordml" xmlns:w15="http://schemas.microsoft.com/office/word/2012/wordml" mc:Ignorable="w14 wp14 w15">
+<w:ftr xmlns:o="urn:schemas-microsoft-com:office:office" xmlns:r="http://schemas.openxmlformats.org/officeDocument/2006/relationships" xmlns:v="urn:schemas-microsoft-com:vml" xmlns:w="http://schemas.openxmlformats.org/wordprocessingml/2006/main" xmlns:w10="urn:schemas-microsoft-com:office:word" xmlns:wp="http://schemas.openxmlformats.org/drawingml/2006/wordprocessingDrawing" xmlns:pic="http://schemas.openxmlformats.org/drawingml/2006/picture" xmlns:wps="http://schemas.microsoft.com/office/word/2010/wordprocessingShape" xmlns:wpg="http://schemas.microsoft.com/office/word/2010/wordprocessingGroup" xmlns:mc="http://schemas.openxmlformats.org/markup-compatibility/2006" xmlns:wp14="http://schemas.microsoft.com/office/word/2010/wordprocessingDrawing" xmlns:w14="http://schemas.microsoft.com/office/word/2010/wordml" xmlns:w15="http://schemas.microsoft.com/office/word/2012/wordml" mc:Ignorable="w14 wp14 w15">
   <w:p>
     <w:pPr>
       <w:pStyle w:val="Footer"/>
@@ -235,7 +219,7 @@
 </file>
 
 <file path=word/footer3.xml><?xml version="1.0" encoding="utf-8"?>
-<w:ftr xmlns:o="urn:schemas-microsoft-com:office:office" xmlns:r="http://schemas.openxmlformats.org/officeDocument/2006/relationships" xmlns:v="urn:schemas-microsoft-com:vml" xmlns:w="http://schemas.openxmlformats.org/wordprocessingml/2006/main" xmlns:w10="urn:schemas-microsoft-com:office:word" xmlns:wp="http://schemas.openxmlformats.org/drawingml/2006/wordprocessingDrawing" xmlns:wps="http://schemas.microsoft.com/office/word/2010/wordprocessingShape" xmlns:wpg="http://schemas.microsoft.com/office/word/2010/wordprocessingGroup" xmlns:mc="http://schemas.openxmlformats.org/markup-compatibility/2006" xmlns:wp14="http://schemas.microsoft.com/office/word/2010/wordprocessingDrawing" xmlns:w14="http://schemas.microsoft.com/office/word/2010/wordml" xmlns:w15="http://schemas.microsoft.com/office/word/2012/wordml" mc:Ignorable="w14 wp14 w15">
+<w:ftr xmlns:o="urn:schemas-microsoft-com:office:office" xmlns:r="http://schemas.openxmlformats.org/officeDocument/2006/relationships" xmlns:v="urn:schemas-microsoft-com:vml" xmlns:w="http://schemas.openxmlformats.org/wordprocessingml/2006/main" xmlns:w10="urn:schemas-microsoft-com:office:word" xmlns:wp="http://schemas.openxmlformats.org/drawingml/2006/wordprocessingDrawing" xmlns:pic="http://schemas.openxmlformats.org/drawingml/2006/picture" xmlns:wps="http://schemas.microsoft.com/office/word/2010/wordprocessingShape" xmlns:wpg="http://schemas.microsoft.com/office/word/2010/wordprocessingGroup" xmlns:mc="http://schemas.openxmlformats.org/markup-compatibility/2006" xmlns:wp14="http://schemas.microsoft.com/office/word/2010/wordprocessingDrawing" xmlns:w14="http://schemas.microsoft.com/office/word/2010/wordml" xmlns:w15="http://schemas.microsoft.com/office/word/2012/wordml" mc:Ignorable="w14 wp14 w15">
   <w:p>
     <w:pPr>
       <w:pStyle w:val="Footer"/>
@@ -246,21 +230,15 @@
       <w:rPr/>
     </w:r>
     <w:bookmarkStart w:id="5" w:name="PageNumWizard_FOOTER_Default_Page_Style2"/>
-    <w:bookmarkStart w:id="6" w:name="PageNumWizard_FOOTER_Default_Page_Style2"/>
-    <w:bookmarkEnd w:id="6"/>
+    <w:bookmarkEnd w:id="5"/>
   </w:p>
 </w:ftr>
 </file>
 
 <file path=word/footnotes.xml><?xml version="1.0" encoding="utf-8"?>
-<w:footnotes xmlns:o="urn:schemas-microsoft-com:office:office" xmlns:r="http://schemas.openxmlformats.org/officeDocument/2006/relationships" xmlns:v="urn:schemas-microsoft-com:vml" xmlns:w="http://schemas.openxmlformats.org/wordprocessingml/2006/main" xmlns:w10="urn:schemas-microsoft-com:office:word" xmlns:wp="http://schemas.openxmlformats.org/drawingml/2006/wordprocessingDrawing" xmlns:wps="http://schemas.microsoft.com/office/word/2010/wordprocessingShape" xmlns:wpg="http://schemas.microsoft.com/office/word/2010/wordprocessingGroup" xmlns:mc="http://schemas.openxmlformats.org/markup-compatibility/2006" xmlns:wp14="http://schemas.microsoft.com/office/word/2010/wordprocessingDrawing" xmlns:w14="http://schemas.microsoft.com/office/word/2010/wordml" xmlns:w15="http://schemas.microsoft.com/office/word/2012/wordml" mc:Ignorable="w14 wp14 w15">
+<w:footnotes xmlns:o="urn:schemas-microsoft-com:office:office" xmlns:r="http://schemas.openxmlformats.org/officeDocument/2006/relationships" xmlns:v="urn:schemas-microsoft-com:vml" xmlns:w="http://schemas.openxmlformats.org/wordprocessingml/2006/main" xmlns:w10="urn:schemas-microsoft-com:office:word" xmlns:wp="http://schemas.openxmlformats.org/drawingml/2006/wordprocessingDrawing" xmlns:pic="http://schemas.openxmlformats.org/drawingml/2006/picture" xmlns:wps="http://schemas.microsoft.com/office/word/2010/wordprocessingShape" xmlns:wpg="http://schemas.microsoft.com/office/word/2010/wordprocessingGroup" xmlns:mc="http://schemas.openxmlformats.org/markup-compatibility/2006" xmlns:wp14="http://schemas.microsoft.com/office/word/2010/wordprocessingDrawing" xmlns:w14="http://schemas.microsoft.com/office/word/2010/wordml" xmlns:w15="http://schemas.microsoft.com/office/word/2012/wordml" mc:Ignorable="w14 wp14 w15">
   <w:footnote w:id="0" w:type="separator">
     <w:p>
-      <w:pPr>
-        <w:rPr>
-          <w:sz w:val="13"/>
-        </w:rPr>
-      </w:pPr>
       <w:r>
         <w:separator/>
       </w:r>
@@ -268,11 +246,6 @@
   </w:footnote>
   <w:footnote w:id="1" w:type="continuationSeparator">
     <w:p>
-      <w:pPr>
-        <w:rPr>
-          <w:sz w:val="13"/>
-        </w:rPr>
-      </w:pPr>
       <w:r>
         <w:continuationSeparator/>
       </w:r>
@@ -800,54 +773,53 @@
         <w:ind w:left="0" w:hanging="0"/>
       </w:pPr>
       <w:rPr>
+        <w:b w:val="false"/>
+        <w:bCs w:val="false"/>
+        <w:i w:val="false"/>
+        <w:iCs w:val="false"/>
+        <w:caps w:val="false"/>
         <w:smallCaps w:val="false"/>
-        <w:caps w:val="false"/>
+        <w:strike w:val="false"/>
+        <w:dstrike w:val="false"/>
         <w:outline w:val="false"/>
-        <w:dstrike w:val="false"/>
-        <w:strike w:val="false"/>
-        <w:vertAlign w:val="baseline"/>
-        <w:position w:val="0"/>
-        <w:sz w:val="24"/>
-        <w:sz w:val="24"/>
-        <w:spacing w:val="0"/>
-        <w:i w:val="false"/>
         <w:shadow w:val="false"/>
-        <w:u w:val="none"/>
-        <w:b w:val="false"/>
-        <w:kern w:val="0"/>
-        <w:effect w:val="none"/>
-        <w:iCs w:val="false"/>
-        <w:bCs w:val="false"/>
-        <w:em w:val="none"/>
         <w:emboss w:val="false"/>
         <w:imprint w:val="false"/>
         <w:vanish w:val="false"/>
-        <w14:cntxtAlts>
-          <w14:cntxtAlts/>
-        </w14:cntxtAlts>
+        <w:spacing w:val="0"/>
+        <w:kern w:val="0"/>
+        <w:position w:val="0"/>
+        <w:sz w:val="24"/>
+        <w:u w:val="none"/>
+        <w:effect w:val="none"/>
+        <w:vertAlign w:val="baseline"/>
+        <w:em w:val="none"/>
         <w14:glow w14:rad="0">
           <w14:srgbClr w14:val="000000"/>
         </w14:glow>
-        <w14:ligatures w14:val="none"/>
-        <w14:numForm w14:val="default"/>
-        <w14:numSpacing w14:val="default"/>
-        <w14:props3d w14:extrusionH="0" w14:contourW="0" w14:prstMaterial="none"/>
+        <w14:shadow w14:blurRad="0" w14:dist="0" w14:dir="0" w14:sx="0" w14:sy="0" w14:kx="0" w14:ky="0" w14:algn="none">
+          <w14:srgbClr w14:val="000000"/>
+        </w14:shadow>
         <w14:reflection w14:blurRad="0" w14:stA="0" w14:stPos="0" w14:endA="0" w14:endPos="0" w14:dist="0" w14:dir="0" w14:fadeDir="0" w14:sx="0" w14:sy="0" w14:kx="0" w14:ky="0" w14:algn="none"/>
+        <w14:textOutline w14:w="0" w14:cap="rnd" w14:cmpd="sng" w14:algn="ctr">
+          <w14:noFill/>
+          <w14:prstDash w14:val="solid"/>
+          <w14:bevel/>
+        </w14:textOutline>
         <w14:scene3d>
           <w14:camera w14:prst="orthographicFront"/>
           <w14:lightRig w14:rig="threePt" w14:dir="t">
             <w14:rot w14:lat="0" w14:lon="0" w14:rev="0"/>
           </w14:lightRig>
         </w14:scene3d>
-        <w14:shadow w14:blurRad="0" w14:dist="0" w14:dir="0" w14:sx="0" w14:sy="0" w14:kx="0" w14:ky="0" w14:algn="none">
-          <w14:srgbClr w14:val="000000"/>
-        </w14:shadow>
+        <w14:props3d w14:extrusionH="0" w14:contourW="0" w14:prstMaterial="none"/>
+        <w14:ligatures w14:val="none"/>
+        <w14:numForm w14:val="default"/>
+        <w14:numSpacing w14:val="default"/>
         <w14:stylisticSets/>
-        <w14:textOutline w14:w="0" w14:cap="rnd" w14:cmpd="sng" w14:algn="ctr">
-          <w14:noFill/>
-          <w14:prstDash w14:val="solid"/>
-          <w14:bevel/>
-        </w14:textOutline>
+        <w14:cntxtAlts>
+          <w14:cntxtAlts/>
+        </w14:cntxtAlts>
       </w:rPr>
     </w:lvl>
     <w:lvl w:ilvl="1">
@@ -1097,12 +1069,12 @@
         <w:ind w:left="720" w:hanging="720"/>
       </w:pPr>
       <w:rPr>
+        <w:rFonts w:ascii="Minion" w:hAnsi="Minion"/>
+        <w:b/>
+        <w:i w:val="false"/>
         <w:caps/>
+        <w:color w:val="auto"/>
         <w:sz w:val="24"/>
-        <w:i w:val="false"/>
-        <w:b/>
-        <w:rFonts w:ascii="Minion" w:hAnsi="Minion"/>
-        <w:color w:val="auto"/>
       </w:rPr>
     </w:lvl>
     <w:lvl w:ilvl="1">
@@ -1117,11 +1089,11 @@
         <w:ind w:left="1440" w:hanging="720"/>
       </w:pPr>
       <w:rPr>
+        <w:rFonts w:ascii="Minion" w:hAnsi="Minion"/>
+        <w:b/>
+        <w:i w:val="false"/>
+        <w:color w:val="auto"/>
         <w:sz w:val="24"/>
-        <w:i w:val="false"/>
-        <w:b/>
-        <w:rFonts w:ascii="Minion" w:hAnsi="Minion"/>
-        <w:color w:val="auto"/>
       </w:rPr>
     </w:lvl>
     <w:lvl w:ilvl="2">
@@ -1136,11 +1108,11 @@
         <w:ind w:left="2160" w:hanging="720"/>
       </w:pPr>
       <w:rPr>
+        <w:rFonts w:ascii="Minion" w:hAnsi="Minion"/>
+        <w:b/>
+        <w:i w:val="false"/>
+        <w:color w:val="auto"/>
         <w:sz w:val="24"/>
-        <w:i w:val="false"/>
-        <w:b/>
-        <w:rFonts w:ascii="Minion" w:hAnsi="Minion"/>
-        <w:color w:val="auto"/>
       </w:rPr>
     </w:lvl>
     <w:lvl w:ilvl="3">
@@ -1155,11 +1127,11 @@
         <w:ind w:left="2880" w:hanging="720"/>
       </w:pPr>
       <w:rPr>
+        <w:rFonts w:ascii="Minion" w:hAnsi="Minion"/>
+        <w:b/>
+        <w:i w:val="false"/>
+        <w:color w:val="auto"/>
         <w:sz w:val="24"/>
-        <w:i w:val="false"/>
-        <w:b/>
-        <w:rFonts w:ascii="Minion" w:hAnsi="Minion"/>
-        <w:color w:val="auto"/>
       </w:rPr>
     </w:lvl>
     <w:lvl w:ilvl="4">
@@ -1174,11 +1146,11 @@
         <w:ind w:left="3600" w:hanging="720"/>
       </w:pPr>
       <w:rPr>
+        <w:rFonts w:ascii="Minion" w:hAnsi="Minion"/>
+        <w:b/>
+        <w:i w:val="false"/>
+        <w:color w:val="auto"/>
         <w:sz w:val="24"/>
-        <w:i w:val="false"/>
-        <w:b/>
-        <w:rFonts w:ascii="Minion" w:hAnsi="Minion"/>
-        <w:color w:val="auto"/>
       </w:rPr>
     </w:lvl>
     <w:lvl w:ilvl="5">
@@ -1247,19 +1219,18 @@
         <w:ind w:left="1440" w:hanging="720"/>
       </w:pPr>
       <w:rPr>
+        <w:rFonts w:ascii="Minion" w:hAnsi="Minion"/>
+        <w:b w:val="false"/>
+        <w:i w:val="false"/>
+        <w:caps w:val="false"/>
         <w:smallCaps w:val="false"/>
-        <w:caps w:val="false"/>
+        <w:strike w:val="false"/>
         <w:dstrike w:val="false"/>
-        <w:strike w:val="false"/>
-        <w:vertAlign w:val="baseline"/>
+        <w:vanish w:val="false"/>
+        <w:color w:val="auto"/>
         <w:position w:val="0"/>
         <w:sz w:val="24"/>
-        <w:sz w:val="24"/>
-        <w:i w:val="false"/>
-        <w:b w:val="false"/>
-        <w:vanish w:val="false"/>
-        <w:rFonts w:ascii="Minion" w:hAnsi="Minion"/>
-        <w:color w:val="auto"/>
+        <w:vertAlign w:val="baseline"/>
       </w:rPr>
     </w:lvl>
     <w:lvl w:ilvl="1">
@@ -1274,19 +1245,18 @@
         <w:ind w:left="2160" w:hanging="720"/>
       </w:pPr>
       <w:rPr>
+        <w:rFonts w:ascii="Minion" w:hAnsi="Minion"/>
+        <w:b w:val="false"/>
+        <w:i w:val="false"/>
+        <w:caps w:val="false"/>
         <w:smallCaps w:val="false"/>
-        <w:caps w:val="false"/>
+        <w:strike w:val="false"/>
         <w:dstrike w:val="false"/>
-        <w:strike w:val="false"/>
-        <w:vertAlign w:val="baseline"/>
+        <w:vanish w:val="false"/>
+        <w:color w:val="auto"/>
         <w:position w:val="0"/>
         <w:sz w:val="24"/>
-        <w:sz w:val="24"/>
-        <w:i w:val="false"/>
-        <w:b w:val="false"/>
-        <w:vanish w:val="false"/>
-        <w:rFonts w:ascii="Minion" w:hAnsi="Minion"/>
-        <w:color w:val="auto"/>
+        <w:vertAlign w:val="baseline"/>
       </w:rPr>
     </w:lvl>
     <w:lvl w:ilvl="2">
@@ -1302,45 +1272,43 @@
       </w:pPr>
       <w:rPr>
         <w:rFonts w:ascii="Symbol" w:hAnsi="Symbol" w:cs="Symbol" w:hint="default"/>
+        <w:b w:val="false"/>
+        <w:i w:val="false"/>
+        <w:caps w:val="false"/>
         <w:smallCaps w:val="false"/>
-        <w:caps w:val="false"/>
+        <w:strike w:val="false"/>
         <w:dstrike w:val="false"/>
-        <w:strike w:val="false"/>
-        <w:vertAlign w:val="baseline"/>
+        <w:vanish w:val="false"/>
+        <w:color w:val="auto"/>
         <w:position w:val="0"/>
         <w:sz w:val="24"/>
-        <w:sz w:val="24"/>
+        <w:vertAlign w:val="baseline"/>
+      </w:rPr>
+    </w:lvl>
+    <w:lvl w:ilvl="3">
+      <w:start w:val="1"/>
+      <w:numFmt w:val="lowerRoman"/>
+      <w:lvlText w:val="(%4)"/>
+      <w:lvlJc w:val="left"/>
+      <w:pPr>
+        <w:tabs>
+          <w:tab w:val="num" w:pos="3600"/>
+        </w:tabs>
+        <w:ind w:left="3600" w:hanging="720"/>
+      </w:pPr>
+      <w:rPr>
+        <w:rFonts w:ascii="Minion" w:hAnsi="Minion"/>
+        <w:b w:val="false"/>
         <w:i w:val="false"/>
-        <w:b w:val="false"/>
+        <w:caps w:val="false"/>
+        <w:smallCaps w:val="false"/>
+        <w:strike w:val="false"/>
+        <w:dstrike w:val="false"/>
         <w:vanish w:val="false"/>
         <w:color w:val="auto"/>
-      </w:rPr>
-    </w:lvl>
-    <w:lvl w:ilvl="3">
-      <w:start w:val="1"/>
-      <w:numFmt w:val="lowerRoman"/>
-      <w:lvlText w:val="(%4)"/>
-      <w:lvlJc w:val="left"/>
-      <w:pPr>
-        <w:tabs>
-          <w:tab w:val="num" w:pos="3600"/>
-        </w:tabs>
-        <w:ind w:left="3600" w:hanging="720"/>
-      </w:pPr>
-      <w:rPr>
-        <w:smallCaps w:val="false"/>
-        <w:caps w:val="false"/>
-        <w:dstrike w:val="false"/>
-        <w:strike w:val="false"/>
-        <w:vertAlign w:val="baseline"/>
         <w:position w:val="0"/>
         <w:sz w:val="24"/>
-        <w:sz w:val="24"/>
-        <w:i w:val="false"/>
-        <w:b w:val="false"/>
-        <w:vanish w:val="false"/>
-        <w:rFonts w:ascii="Minion" w:hAnsi="Minion"/>
-        <w:color w:val="auto"/>
+        <w:vertAlign w:val="baseline"/>
       </w:rPr>
     </w:lvl>
     <w:lvl w:ilvl="4">
@@ -1422,19 +1390,18 @@
         <w:ind w:left="1080" w:hanging="360"/>
       </w:pPr>
       <w:rPr>
+        <w:rFonts w:ascii="Minion" w:hAnsi="Minion"/>
+        <w:b w:val="false"/>
+        <w:i w:val="false"/>
+        <w:caps w:val="false"/>
         <w:smallCaps w:val="false"/>
-        <w:caps w:val="false"/>
+        <w:strike w:val="false"/>
         <w:dstrike w:val="false"/>
-        <w:strike w:val="false"/>
-        <w:vertAlign w:val="baseline"/>
+        <w:vanish w:val="false"/>
+        <w:color w:val="auto"/>
         <w:position w:val="0"/>
         <w:sz w:val="24"/>
-        <w:sz w:val="24"/>
-        <w:i w:val="false"/>
-        <w:b w:val="false"/>
-        <w:vanish w:val="false"/>
-        <w:rFonts w:ascii="Minion" w:hAnsi="Minion"/>
-        <w:color w:val="auto"/>
+        <w:vertAlign w:val="baseline"/>
       </w:rPr>
     </w:lvl>
     <w:lvl w:ilvl="1">
@@ -1555,19 +1522,18 @@
         <w:ind w:left="1440" w:hanging="360"/>
       </w:pPr>
       <w:rPr>
+        <w:rFonts w:ascii="Minion" w:hAnsi="Minion"/>
+        <w:b w:val="false"/>
+        <w:i w:val="false"/>
+        <w:caps w:val="false"/>
         <w:smallCaps w:val="false"/>
-        <w:caps w:val="false"/>
+        <w:strike w:val="false"/>
         <w:dstrike w:val="false"/>
-        <w:strike w:val="false"/>
-        <w:vertAlign w:val="baseline"/>
+        <w:vanish w:val="false"/>
+        <w:color w:val="auto"/>
         <w:position w:val="0"/>
         <w:sz w:val="24"/>
-        <w:sz w:val="24"/>
-        <w:i w:val="false"/>
-        <w:b w:val="false"/>
-        <w:vanish w:val="false"/>
-        <w:rFonts w:ascii="Minion" w:hAnsi="Minion"/>
-        <w:color w:val="auto"/>
+        <w:vertAlign w:val="baseline"/>
       </w:rPr>
     </w:lvl>
     <w:lvl w:ilvl="1">
@@ -1688,19 +1654,18 @@
         <w:ind w:left="1800" w:hanging="360"/>
       </w:pPr>
       <w:rPr>
+        <w:rFonts w:ascii="Minion" w:hAnsi="Minion"/>
+        <w:b w:val="false"/>
+        <w:i w:val="false"/>
+        <w:caps w:val="false"/>
         <w:smallCaps w:val="false"/>
-        <w:caps w:val="false"/>
+        <w:strike w:val="false"/>
         <w:dstrike w:val="false"/>
-        <w:strike w:val="false"/>
-        <w:vertAlign w:val="baseline"/>
+        <w:vanish w:val="false"/>
+        <w:color w:val="auto"/>
         <w:position w:val="0"/>
         <w:sz w:val="24"/>
-        <w:sz w:val="24"/>
-        <w:i w:val="false"/>
-        <w:b w:val="false"/>
-        <w:vanish w:val="false"/>
-        <w:rFonts w:ascii="Minion" w:hAnsi="Minion"/>
-        <w:color w:val="auto"/>
+        <w:vertAlign w:val="baseline"/>
       </w:rPr>
     </w:lvl>
     <w:lvl w:ilvl="1">
@@ -2509,7 +2474,7 @@
       <w:jc w:val="both"/>
     </w:pPr>
     <w:rPr>
-      <w:rFonts w:ascii="Minion" w:hAnsi="Minion" w:eastAsia="Calibri" w:cs="" w:cstheme="minorBidi" w:eastAsiaTheme="minorHAnsi"/>
+      <w:rFonts w:ascii="Minion Pro" w:hAnsi="Minion Pro" w:eastAsia="Calibri" w:cs="" w:cstheme="minorBidi" w:eastAsiaTheme="minorHAnsi"/>
       <w:color w:val="auto"/>
       <w:kern w:val="0"/>
       <w:sz w:val="24"/>
@@ -2518,7 +2483,7 @@
     </w:rPr>
   </w:style>
   <w:style w:type="paragraph" w:styleId="Heading1">
-    <w:name w:val="Heading 1"/>
+    <w:name w:val="heading 1"/>
     <w:basedOn w:val="Normal"/>
     <w:next w:val="BodyText"/>
     <w:link w:val="Heading1Char"/>
@@ -2535,7 +2500,7 @@
       <w:outlineLvl w:val="0"/>
     </w:pPr>
     <w:rPr>
-      <w:rFonts w:eastAsia="Times New Roman" w:cs="Times New Roman"/>
+      <w:rFonts w:ascii="Minion Pro" w:hAnsi="Minion Pro" w:eastAsia="Times New Roman" w:cs="Times New Roman"/>
       <w:b/>
       <w:caps/>
       <w:color w:val="auto"/>
@@ -2543,7 +2508,7 @@
     </w:rPr>
   </w:style>
   <w:style w:type="paragraph" w:styleId="Heading2">
-    <w:name w:val="Heading 2"/>
+    <w:name w:val="heading 2"/>
     <w:basedOn w:val="Heading1"/>
     <w:next w:val="BodyText"/>
     <w:link w:val="Heading2Char"/>
@@ -2564,7 +2529,7 @@
     </w:rPr>
   </w:style>
   <w:style w:type="paragraph" w:styleId="Heading3">
-    <w:name w:val="Heading 3"/>
+    <w:name w:val="heading 3"/>
     <w:basedOn w:val="Heading2"/>
     <w:next w:val="BodyText"/>
     <w:link w:val="Heading3Char"/>
@@ -2586,7 +2551,7 @@
     </w:rPr>
   </w:style>
   <w:style w:type="paragraph" w:styleId="Heading4">
-    <w:name w:val="Heading 4"/>
+    <w:name w:val="heading 4"/>
     <w:basedOn w:val="Heading3"/>
     <w:next w:val="BodyText"/>
     <w:link w:val="Heading4Char"/>
@@ -2604,7 +2569,7 @@
     </w:rPr>
   </w:style>
   <w:style w:type="paragraph" w:styleId="Heading5">
-    <w:name w:val="Heading 5"/>
+    <w:name w:val="heading 5"/>
     <w:basedOn w:val="Heading4"/>
     <w:next w:val="BodyText"/>
     <w:link w:val="Heading5Char"/>
@@ -2624,7 +2589,7 @@
     <w:rPr/>
   </w:style>
   <w:style w:type="paragraph" w:styleId="Heading6">
-    <w:name w:val="Heading 6"/>
+    <w:name w:val="heading 6"/>
     <w:basedOn w:val="ChapterNumber"/>
     <w:next w:val="ChapterName"/>
     <w:link w:val="Heading6Char"/>
@@ -2640,7 +2605,7 @@
     <w:rPr/>
   </w:style>
   <w:style w:type="paragraph" w:styleId="Heading7">
-    <w:name w:val="Heading 7"/>
+    <w:name w:val="heading 7"/>
     <w:basedOn w:val="ChapterNumber"/>
     <w:next w:val="ChapterName"/>
     <w:link w:val="Heading7Char"/>
@@ -2656,7 +2621,7 @@
     </w:rPr>
   </w:style>
   <w:style w:type="paragraph" w:styleId="Heading8">
-    <w:name w:val="Heading 8"/>
+    <w:name w:val="heading 8"/>
     <w:basedOn w:val="Heading7"/>
     <w:next w:val="Normal"/>
     <w:link w:val="Heading8Char"/>
@@ -2678,7 +2643,7 @@
     </w:rPr>
   </w:style>
   <w:style w:type="paragraph" w:styleId="Heading9">
-    <w:name w:val="Heading 9"/>
+    <w:name w:val="heading 9"/>
     <w:basedOn w:val="Heading8"/>
     <w:next w:val="Normal"/>
     <w:link w:val="Heading9Char"/>
@@ -2948,8 +2913,15 @@
       <w:vertAlign w:val="superscript"/>
     </w:rPr>
   </w:style>
+  <w:style w:type="character" w:styleId="FootnoteCharactersuser">
+    <w:name w:val="Footnote Characters (user)"/>
+    <w:qFormat/>
+    <w:rPr>
+      <w:vertAlign w:val="superscript"/>
+    </w:rPr>
+  </w:style>
   <w:style w:type="character" w:styleId="FootnoteReference">
-    <w:name w:val="Footnote Reference"/>
+    <w:name w:val="footnote reference"/>
     <w:rPr>
       <w:vertAlign w:val="superscript"/>
     </w:rPr>
@@ -3454,8 +3426,15 @@
       <w:vertAlign w:val="superscript"/>
     </w:rPr>
   </w:style>
+  <w:style w:type="character" w:styleId="EndnoteCharactersuser">
+    <w:name w:val="Endnote Characters (user)"/>
+    <w:qFormat/>
+    <w:rPr>
+      <w:vertAlign w:val="superscript"/>
+    </w:rPr>
+  </w:style>
   <w:style w:type="character" w:styleId="EndnoteReference">
-    <w:name w:val="Endnote Reference"/>
+    <w:name w:val="endnote reference"/>
     <w:rPr>
       <w:vertAlign w:val="superscript"/>
     </w:rPr>
@@ -3490,6 +3469,7 @@
     <w:rsid w:val="009542ba"/>
     <w:pPr/>
     <w:rPr>
+      <w:rFonts w:ascii="Minion Pro" w:hAnsi="Minion Pro"/>
       <w:kern w:val="2"/>
     </w:rPr>
   </w:style>
@@ -3511,7 +3491,7 @@
     <w:rPr/>
   </w:style>
   <w:style w:type="paragraph" w:styleId="Caption">
-    <w:name w:val="Caption"/>
+    <w:name w:val="caption"/>
     <w:basedOn w:val="Normal"/>
     <w:qFormat/>
     <w:pPr>
@@ -3545,7 +3525,7 @@
     <w:rPr/>
   </w:style>
   <w:style w:type="paragraph" w:styleId="Footer">
-    <w:name w:val="Footer"/>
+    <w:name w:val="footer"/>
     <w:basedOn w:val="Normal"/>
     <w:link w:val="FooterChar"/>
     <w:uiPriority w:val="99"/>
@@ -3637,7 +3617,7 @@
     <w:rPr/>
   </w:style>
   <w:style w:type="paragraph" w:styleId="TOC1">
-    <w:name w:val="TOC 1"/>
+    <w:name w:val="toc 1"/>
     <w:basedOn w:val="Normal"/>
     <w:next w:val="Normal"/>
     <w:uiPriority w:val="1"/>
@@ -3667,7 +3647,7 @@
     <w:rPr/>
   </w:style>
   <w:style w:type="paragraph" w:styleId="FootnoteText">
-    <w:name w:val="Footnote Text"/>
+    <w:name w:val="footnote text"/>
     <w:basedOn w:val="Normal"/>
     <w:link w:val="FootnoteTextChar"/>
     <w:uiPriority w:val="99"/>
@@ -3683,7 +3663,7 @@
     </w:rPr>
   </w:style>
   <w:style w:type="paragraph" w:styleId="TOC2">
-    <w:name w:val="TOC 2"/>
+    <w:name w:val="toc 2"/>
     <w:basedOn w:val="Normal"/>
     <w:next w:val="Normal"/>
     <w:uiPriority w:val="1"/>
@@ -3701,7 +3681,7 @@
     <w:rPr/>
   </w:style>
   <w:style w:type="paragraph" w:styleId="TOC3">
-    <w:name w:val="TOC 3"/>
+    <w:name w:val="toc 3"/>
     <w:basedOn w:val="Normal"/>
     <w:next w:val="Normal"/>
     <w:uiPriority w:val="1"/>
@@ -3740,7 +3720,7 @@
     <w:rPr/>
   </w:style>
   <w:style w:type="paragraph" w:styleId="Header">
-    <w:name w:val="Header"/>
+    <w:name w:val="header"/>
     <w:basedOn w:val="Normal"/>
     <w:link w:val="HeaderChar"/>
     <w:semiHidden/>
@@ -3768,7 +3748,7 @@
       <w:ind w:hanging="0" w:left="720" w:right="720"/>
     </w:pPr>
     <w:rPr>
-      <w:rFonts w:eastAsia="" w:eastAsiaTheme="minorEastAsia"/>
+      <w:rFonts w:ascii="Minion Pro" w:hAnsi="Minion Pro" w:eastAsia="" w:eastAsiaTheme="minorEastAsia"/>
       <w:iCs/>
       <w:sz w:val="22"/>
     </w:rPr>
@@ -3783,13 +3763,14 @@
     <w:locked/>
     <w:rsid w:val="00a45473"/>
     <w:pPr>
+      <w:pageBreakBefore/>
       <w:spacing w:lineRule="auto" w:line="240" w:before="0" w:after="245"/>
       <w:ind w:hanging="0"/>
       <w:contextualSpacing/>
       <w:jc w:val="center"/>
     </w:pPr>
     <w:rPr>
-      <w:rFonts w:ascii="Minion" w:hAnsi="Minion" w:eastAsia="" w:cs="" w:cstheme="majorBidi" w:eastAsiaTheme="majorEastAsia"/>
+      <w:rFonts w:ascii="Minion Pro" w:hAnsi="Minion Pro" w:eastAsia="" w:cs="" w:cstheme="majorBidi" w:eastAsiaTheme="majorEastAsia"/>
       <w:b/>
       <w:spacing w:val="0"/>
       <w:kern w:val="0"/>
@@ -3820,7 +3801,7 @@
     </w:rPr>
   </w:style>
   <w:style w:type="paragraph" w:styleId="TOC4">
-    <w:name w:val="TOC 4"/>
+    <w:name w:val="toc 4"/>
     <w:basedOn w:val="Normal"/>
     <w:uiPriority w:val="1"/>
     <w:semiHidden/>
@@ -3944,7 +3925,7 @@
     </w:rPr>
   </w:style>
   <w:style w:type="paragraph" w:styleId="EndnoteText">
-    <w:name w:val="Endnote Text"/>
+    <w:name w:val="endnote text"/>
     <w:basedOn w:val="Normal"/>
     <w:link w:val="EndnoteTextChar"/>
     <w:uiPriority w:val="99"/>
@@ -4227,37 +4208,37 @@
         <a:srgbClr val="000000"/>
       </a:dk1>
       <a:lt1>
-        <a:srgbClr val="ffffff"/>
+        <a:srgbClr val="FFFFFF"/>
       </a:lt1>
       <a:dk2>
-        <a:srgbClr val="44546a"/>
+        <a:srgbClr val="44546A"/>
       </a:dk2>
       <a:lt2>
-        <a:srgbClr val="e7e6e6"/>
+        <a:srgbClr val="E7E6E6"/>
       </a:lt2>
       <a:accent1>
-        <a:srgbClr val="5b9bd5"/>
+        <a:srgbClr val="5B9BD5"/>
       </a:accent1>
       <a:accent2>
-        <a:srgbClr val="ed7d31"/>
+        <a:srgbClr val="ED7D31"/>
       </a:accent2>
       <a:accent3>
-        <a:srgbClr val="a5a5a5"/>
+        <a:srgbClr val="A5A5A5"/>
       </a:accent3>
       <a:accent4>
-        <a:srgbClr val="ffc000"/>
+        <a:srgbClr val="FFC000"/>
       </a:accent4>
       <a:accent5>
-        <a:srgbClr val="4472c4"/>
+        <a:srgbClr val="4472C4"/>
       </a:accent5>
       <a:accent6>
-        <a:srgbClr val="70ad47"/>
+        <a:srgbClr val="70AD47"/>
       </a:accent6>
       <a:hlink>
-        <a:srgbClr val="0563c1"/>
+        <a:srgbClr val="0563C1"/>
       </a:hlink>
       <a:folHlink>
-        <a:srgbClr val="954f72"/>
+        <a:srgbClr val="954F72"/>
       </a:folHlink>
     </a:clrScheme>
     <a:fontScheme name="Office">
